--- a/Sicherheitspruefung_tiny_textgestaltung_2026073001.docx
+++ b/Sicherheitspruefung_tiny_textgestaltung_2026073001.docx
@@ -1520,6 +1520,119 @@
           </w:p>
         </w:tc>
       </w:tr>
+      <w:tr>
+        <w:tc>
+          <w:tcPr>
+            <w:tcW w:type="dxa" w:w="600"/>
+            <w:tcMar>
+              <w:top w:type="dxa" w:w="60"/>
+              <w:left w:type="dxa" w:w="100"/>
+              <w:bottom w:type="dxa" w:w="60"/>
+              <w:right w:type="dxa" w:w="100"/>
+            </w:tcMar>
+          </w:tcPr>
+          <w:p>
+            <w:r>
+              <w:rPr>
+                <w:b w:val="false"/>
+                <w:bCs w:val="false"/>
+                <w:sz w:val="20"/>
+                <w:szCs w:val="20"/>
+              </w:rPr>
+              <w:t xml:space="preserve">13</w:t>
+            </w:r>
+          </w:p>
+        </w:tc>
+        <w:tc>
+          <w:tcPr>
+            <w:tcW w:type="dxa" w:w="2200"/>
+            <w:tcMar>
+              <w:top w:type="dxa" w:w="60"/>
+              <w:left w:type="dxa" w:w="100"/>
+              <w:bottom w:type="dxa" w:w="60"/>
+              <w:right w:type="dxa" w:w="100"/>
+            </w:tcMar>
+          </w:tcPr>
+          <w:p>
+            <w:r>
+              <w:rPr>
+                <w:b w:val="false"/>
+                <w:bCs w:val="false"/>
+                <w:sz w:val="20"/>
+                <w:szCs w:val="20"/>
+              </w:rPr>
+              <w:t xml:space="preserve">PHP-8.4-Kompatibilität</w:t>
+            </w:r>
+          </w:p>
+        </w:tc>
+        <w:tc>
+          <w:tcPr>
+            <w:tcW w:type="dxa" w:w="3600"/>
+            <w:tcMar>
+              <w:top w:type="dxa" w:w="60"/>
+              <w:left w:type="dxa" w:w="100"/>
+              <w:bottom w:type="dxa" w:w="60"/>
+              <w:right w:type="dxa" w:w="100"/>
+            </w:tcMar>
+          </w:tcPr>
+          <w:p>
+            <w:r>
+              <w:rPr>
+                <w:b w:val="false"/>
+                <w:bCs w:val="false"/>
+                <w:sz w:val="20"/>
+                <w:szCs w:val="20"/>
+              </w:rPr>
+              <w:t xml:space="preserve">Prüfung auf PHP-8.4-Deprecations (implizite Nullable-Parameter, entfernte Altsyntax, Session-/ini-Zugriffe).</w:t>
+            </w:r>
+          </w:p>
+        </w:tc>
+        <w:tc>
+          <w:tcPr>
+            <w:tcW w:type="dxa" w:w="6400"/>
+            <w:tcMar>
+              <w:top w:type="dxa" w:w="60"/>
+              <w:left w:type="dxa" w:w="100"/>
+              <w:bottom w:type="dxa" w:w="60"/>
+              <w:right w:type="dxa" w:w="100"/>
+            </w:tcMar>
+          </w:tcPr>
+          <w:p>
+            <w:r>
+              <w:rPr>
+                <w:b w:val="false"/>
+                <w:bCs w:val="false"/>
+                <w:sz w:val="20"/>
+                <w:szCs w:val="20"/>
+              </w:rPr>
+              <w:t xml:space="preserve">Keine impliziten Nullable-Parameter (einzige Nullable-Signatur explizit als ?editor $editor = null deklariert); keine deprecatete Altsyntax (create_function, each, Curly-Brace-Offsets); get_config()-Rückgaben werden vor Stringfunktionen auf false geprüft (kein null-Argument-Risiko); kein eigenes Session-/ini-Handling. Lauffähig unter PHP 8.3 und 8.4 ohne Deprecation-Meldungen.</w:t>
+            </w:r>
+          </w:p>
+        </w:tc>
+        <w:tc>
+          <w:tcPr>
+            <w:tcW w:type="dxa" w:w="1400"/>
+            <w:shd w:fill="C6EFCE" w:val="clear"/>
+            <w:tcMar>
+              <w:top w:type="dxa" w:w="60"/>
+              <w:left w:type="dxa" w:w="100"/>
+              <w:bottom w:type="dxa" w:w="60"/>
+              <w:right w:type="dxa" w:w="100"/>
+            </w:tcMar>
+          </w:tcPr>
+          <w:p>
+            <w:r>
+              <w:rPr>
+                <w:b w:val="false"/>
+                <w:bCs w:val="false"/>
+                <w:sz w:val="20"/>
+                <w:szCs w:val="20"/>
+              </w:rPr>
+              <w:t xml:space="preserve">OK</w:t>
+            </w:r>
+          </w:p>
+        </w:tc>
+      </w:tr>
     </w:tbl>
     <w:p>
       <w:r>
@@ -1544,7 +1657,7 @@
           <w:sz w:val="20"/>
           <w:szCs w:val="20"/>
         </w:rPr>
-        <w:t xml:space="preserve">Keine sicherheitskritischen Befunde (0 × FEHLER). Zwei Hinweise: (1) Die Schriftarten-CSS-Werte unterliegen keiner Whitelist, sind jedoch ausschließlich durch Site-Administratoren konfigurierbar. (2) Die Reaktivierung von Schriftgröße und -farben ist eine bewusste fachliche Entscheidung entgegen der Moodle-Standardvorgabe; die Barrierefreiheit ist über kuratierte Paletten zu flankieren. Das Plugin kann in dieser Form auf der Produktionsinstanz eingesetzt werden.</w:t>
+        <w:t xml:space="preserve">Keine sicherheitskritischen Befunde (0 × FEHLER), PHP-8.4-kompatibel. Zwei Hinweise: (1) Die Schriftarten-CSS-Werte unterliegen keiner Whitelist, sind jedoch ausschließlich durch Site-Administratoren konfigurierbar. (2) Die Reaktivierung von Schriftgröße und -farben ist eine bewusste fachliche Entscheidung entgegen der Moodle-Standardvorgabe; die Barrierefreiheit ist über kuratierte Paletten zu flankieren. Das Plugin kann in dieser Form auf der Produktionsinstanz eingesetzt werden.</w:t>
       </w:r>
     </w:p>
     <w:sectPr>
